--- a/參考文件/期中報告繳交區/TPASS常態性觀察指標分析.docx
+++ b/參考文件/期中報告繳交區/TPASS常態性觀察指標分析.docx
@@ -7,28 +7,17 @@
         <w:pStyle w:val="1"/>
         <w:spacing w:before="36" w:after="36"/>
       </w:pPr>
-      <w:proofErr w:type="gramStart"/>
-      <w:r>
-        <w:rPr>
-          <w:rFonts w:hint="eastAsia"/>
-        </w:rPr>
-        <w:t>各運具</w:t>
-      </w:r>
-      <w:proofErr w:type="gramEnd"/>
-      <w:r>
-        <w:rPr>
-          <w:rFonts w:hint="eastAsia"/>
-        </w:rPr>
-        <w:t>月票使用比例</w:t>
+      <w:r>
+        <w:rPr>
+          <w:rFonts w:hint="eastAsia"/>
+        </w:rPr>
+        <w:t>各運具月票使用比例</w:t>
       </w:r>
     </w:p>
     <w:p>
       <w:pPr>
         <w:pStyle w:val="2"/>
         <w:spacing w:before="180" w:after="180"/>
-        <w:rPr>
-          <w:rFonts w:hint="eastAsia"/>
-        </w:rPr>
       </w:pPr>
       <w:r>
         <w:rPr>
@@ -53,9 +42,6 @@
       <w:pPr>
         <w:pStyle w:val="2"/>
         <w:spacing w:before="180" w:after="180"/>
-        <w:rPr>
-          <w:rFonts w:hint="eastAsia"/>
-        </w:rPr>
       </w:pPr>
       <w:proofErr w:type="gramStart"/>
       <w:r>
@@ -101,19 +87,11 @@
         <w:pStyle w:val="1"/>
         <w:spacing w:before="36" w:after="36"/>
       </w:pPr>
-      <w:proofErr w:type="gramStart"/>
-      <w:r>
-        <w:rPr>
-          <w:rFonts w:hint="eastAsia"/>
-        </w:rPr>
-        <w:t>各運具</w:t>
-      </w:r>
-      <w:proofErr w:type="gramEnd"/>
-      <w:r>
-        <w:rPr>
-          <w:rFonts w:hint="eastAsia"/>
-        </w:rPr>
-        <w:t>平均搭乘里程</w:t>
+      <w:r>
+        <w:rPr>
+          <w:rFonts w:hint="eastAsia"/>
+        </w:rPr>
+        <w:t>各運具平均搭乘里程</w:t>
       </w:r>
     </w:p>
     <w:p>
@@ -161,9 +139,6 @@
       <w:pPr>
         <w:pStyle w:val="3"/>
         <w:spacing w:before="180" w:after="180"/>
-        <w:rPr>
-          <w:rFonts w:hint="eastAsia"/>
-        </w:rPr>
       </w:pPr>
       <w:r>
         <w:rPr>
@@ -220,9 +195,6 @@
       <w:pPr>
         <w:pStyle w:val="3"/>
         <w:spacing w:before="180" w:after="180"/>
-        <w:rPr>
-          <w:rFonts w:hint="eastAsia"/>
-        </w:rPr>
       </w:pPr>
       <w:r>
         <w:rPr>
@@ -294,9 +266,6 @@
       <w:pPr>
         <w:pStyle w:val="3"/>
         <w:spacing w:before="180" w:after="180"/>
-        <w:rPr>
-          <w:rFonts w:hint="eastAsia"/>
-        </w:rPr>
       </w:pPr>
       <w:r>
         <w:rPr>
@@ -353,9 +322,6 @@
       <w:pPr>
         <w:pStyle w:val="3"/>
         <w:spacing w:before="180" w:after="180"/>
-        <w:rPr>
-          <w:rFonts w:hint="eastAsia"/>
-        </w:rPr>
       </w:pPr>
       <w:r>
         <w:rPr>
@@ -1005,7 +971,7 @@
       <w:adjustRightInd w:val="0"/>
       <w:snapToGrid w:val="0"/>
       <w:spacing w:beforeLines="10" w:before="10" w:afterLines="10" w:after="10" w:line="360" w:lineRule="auto"/>
-      <w:ind w:firstLineChars="0"/>
+      <w:ind w:firstLineChars="0" w:firstLine="0"/>
       <w:jc w:val="center"/>
       <w:outlineLvl w:val="0"/>
     </w:pPr>
@@ -1216,7 +1182,6 @@
     <w:uiPriority w:val="1"/>
     <w:semiHidden/>
     <w:unhideWhenUsed/>
-    <w:rsid w:val="00790A81"/>
   </w:style>
   <w:style w:type="table" w:default="1" w:styleId="a1">
     <w:name w:val="Normal Table"/>
@@ -1238,7 +1203,6 @@
     <w:uiPriority w:val="99"/>
     <w:semiHidden/>
     <w:unhideWhenUsed/>
-    <w:rsid w:val="00790A81"/>
   </w:style>
   <w:style w:type="character" w:customStyle="1" w:styleId="10">
     <w:name w:val="標題 1 字元"/>
@@ -1410,6 +1374,7 @@
       <w:numPr>
         <w:ilvl w:val="1"/>
       </w:numPr>
+      <w:ind w:firstLineChars="200" w:firstLine="520"/>
       <w:jc w:val="center"/>
     </w:pPr>
     <w:rPr>
